--- a/business/policies/ETABLIX-ISO-9001-Coverage-Statement.docx
+++ b/business/policies/ETABLIX-ISO-9001-Coverage-Statement.docx
@@ -487,7 +487,7 @@
                 <w:sz w:val="18"/>
                 <w:szCs w:val="18"/>
               </w:rPr>
-              <w:t xml:space="preserve">5 October 2026</w:t>
+              <w:t xml:space="preserve">7 October 2026</w:t>
             </w:r>
           </w:p>
         </w:tc>
